--- a/Mini-C-Studio/docs/uml.docx
+++ b/Mini-C-Studio/docs/uml.docx
@@ -12,87 +12,18 @@
         <mc:AlternateContent>
           <mc:Choice Requires="wps">
             <w:drawing>
-              <wp:anchor distT="0" distB="0" distL="114300" distR="114300" simplePos="0" relativeHeight="251682816" behindDoc="0" locked="0" layoutInCell="1" allowOverlap="1">
+              <wp:anchor distT="0" distB="0" distL="114300" distR="114300" simplePos="0" relativeHeight="251683840" behindDoc="0" locked="0" layoutInCell="1" allowOverlap="1">
                 <wp:simplePos x="0" y="0"/>
                 <wp:positionH relativeFrom="column">
-                  <wp:posOffset>2754630</wp:posOffset>
+                  <wp:posOffset>5069840</wp:posOffset>
                 </wp:positionH>
                 <wp:positionV relativeFrom="paragraph">
-                  <wp:posOffset>5969000</wp:posOffset>
+                  <wp:posOffset>7736205</wp:posOffset>
                 </wp:positionV>
-                <wp:extent cx="10795" cy="333375"/>
-                <wp:effectExtent l="52070" t="635" r="51435" b="8890"/>
+                <wp:extent cx="1323975" cy="1304925"/>
+                <wp:effectExtent l="4445" t="4445" r="5080" b="5080"/>
                 <wp:wrapNone/>
-                <wp:docPr id="24" name="直接箭头连接符 24"/>
-                <wp:cNvGraphicFramePr/>
-                <a:graphic xmlns:a="http://schemas.openxmlformats.org/drawingml/2006/main">
-                  <a:graphicData uri="http://schemas.microsoft.com/office/word/2010/wordprocessingShape">
-                    <wps:wsp>
-                      <wps:cNvCnPr/>
-                      <wps:spPr>
-                        <a:xfrm flipH="1">
-                          <a:off x="0" y="0"/>
-                          <a:ext cx="10795" cy="333375"/>
-                        </a:xfrm>
-                        <a:prstGeom prst="straightConnector1">
-                          <a:avLst/>
-                        </a:prstGeom>
-                        <a:ln w="22225">
-                          <a:tailEnd type="arrow"/>
-                        </a:ln>
-                      </wps:spPr>
-                      <wps:style>
-                        <a:lnRef idx="2">
-                          <a:schemeClr val="accent1"/>
-                        </a:lnRef>
-                        <a:fillRef idx="0">
-                          <a:srgbClr val="FFFFFF"/>
-                        </a:fillRef>
-                        <a:effectRef idx="0">
-                          <a:srgbClr val="FFFFFF"/>
-                        </a:effectRef>
-                        <a:fontRef idx="minor">
-                          <a:schemeClr val="tx1"/>
-                        </a:fontRef>
-                      </wps:style>
-                      <wps:bodyPr/>
-                    </wps:wsp>
-                  </a:graphicData>
-                </a:graphic>
-              </wp:anchor>
-            </w:drawing>
-          </mc:Choice>
-          <mc:Fallback>
-            <w:pict>
-              <v:shape id="_x0000_s1026" o:spid="_x0000_s1026" o:spt="32" type="#_x0000_t32" style="position:absolute;left:0pt;flip:x;margin-left:216.9pt;margin-top:470pt;height:26.25pt;width:0.85pt;z-index:251682816;mso-width-relative:page;mso-height-relative:page;" filled="f" stroked="t" coordsize="21600,21600" o:gfxdata="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">
-                <v:fill on="f" focussize="0,0"/>
-                <v:stroke weight="1.75pt" color="#4874CB [3204]" miterlimit="8" joinstyle="miter" endarrow="open"/>
-                <v:imagedata o:title=""/>
-                <o:lock v:ext="edit" aspectratio="f"/>
-              </v:shape>
-            </w:pict>
-          </mc:Fallback>
-        </mc:AlternateContent>
-      </w:r>
-      <w:r>
-        <w:rPr>
-          <w:sz w:val="21"/>
-        </w:rPr>
-        <mc:AlternateContent>
-          <mc:Choice Requires="wps">
-            <w:drawing>
-              <wp:anchor distT="0" distB="0" distL="114300" distR="114300" simplePos="0" relativeHeight="251681792" behindDoc="0" locked="0" layoutInCell="1" allowOverlap="1">
-                <wp:simplePos x="0" y="0"/>
-                <wp:positionH relativeFrom="column">
-                  <wp:posOffset>-68580</wp:posOffset>
-                </wp:positionH>
-                <wp:positionV relativeFrom="paragraph">
-                  <wp:posOffset>6373495</wp:posOffset>
-                </wp:positionV>
-                <wp:extent cx="5518785" cy="565150"/>
-                <wp:effectExtent l="4445" t="4445" r="10795" b="11430"/>
-                <wp:wrapNone/>
-                <wp:docPr id="23" name="文本框 23"/>
+                <wp:docPr id="26" name="文本框 26"/>
                 <wp:cNvGraphicFramePr/>
                 <a:graphic xmlns:a="http://schemas.openxmlformats.org/drawingml/2006/main">
                   <a:graphicData uri="http://schemas.microsoft.com/office/word/2010/wordprocessingShape">
@@ -100,8 +31,8 @@
                       <wps:cNvSpPr txBox="1"/>
                       <wps:spPr>
                         <a:xfrm>
-                          <a:off x="1056640" y="7061835"/>
-                          <a:ext cx="5518785" cy="565150"/>
+                          <a:off x="0" y="0"/>
+                          <a:ext cx="1323975" cy="1304925"/>
                         </a:xfrm>
                         <a:prstGeom prst="rect">
                           <a:avLst/>
@@ -133,44 +64,56 @@
                         <w:txbxContent>
                           <w:p>
                             <w:pPr>
-                              <w:pStyle w:val="2"/>
-                              <w:keepNext w:val="0"/>
-                              <w:keepLines w:val="0"/>
-                              <w:widowControl/>
-                              <w:suppressLineNumbers w:val="0"/>
-                              <w:pBdr>
-                                <w:top w:val="none" w:color="auto" w:sz="0" w:space="0"/>
-                                <w:left w:val="none" w:color="auto" w:sz="0" w:space="0"/>
-                                <w:bottom w:val="none" w:color="auto" w:sz="0" w:space="0"/>
-                                <w:right w:val="none" w:color="auto" w:sz="0" w:space="0"/>
-                              </w:pBdr>
-                              <w:wordWrap w:val="0"/>
-                              <w:spacing w:before="0" w:beforeAutospacing="0" w:after="0" w:afterAutospacing="0" w:line="165" w:lineRule="atLeast"/>
-                              <w:ind w:left="0" w:right="0" w:firstLine="0"/>
-                              <w:jc w:val="center"/>
-                              <w:rPr>
-                                <w:rFonts w:ascii="Consolas" w:hAnsi="Consolas" w:eastAsia="Consolas" w:cs="Consolas"/>
+                              <w:spacing w:line="480" w:lineRule="auto"/>
+                              <w:rPr>
+                                <w:rFonts w:hint="eastAsia" w:ascii="Consolas" w:hAnsi="Consolas" w:eastAsia="宋体" w:cs="Consolas"/>
                                 <w:caps w:val="0"/>
                                 <w:color w:val="0F1115"/>
                                 <w:spacing w:val="0"/>
-                                <w:sz w:val="30"/>
-                                <w:szCs w:val="30"/>
+                                <w:sz w:val="32"/>
+                                <w:szCs w:val="32"/>
+                                <w:lang w:val="en-US" w:eastAsia="zh-CN"/>
                               </w:rPr>
                             </w:pPr>
                             <w:r>
                               <w:rPr>
-                                <w:rFonts w:hint="default" w:ascii="Consolas" w:hAnsi="Consolas" w:eastAsia="Consolas" w:cs="Consolas"/>
+                                <w:rFonts w:hint="eastAsia" w:ascii="Consolas" w:hAnsi="Consolas" w:eastAsia="宋体" w:cs="Consolas"/>
                                 <w:caps w:val="0"/>
                                 <w:color w:val="0F1115"/>
                                 <w:spacing w:val="0"/>
-                                <w:sz w:val="30"/>
-                                <w:szCs w:val="30"/>
-                                <w:bdr w:val="none" w:color="auto" w:sz="0" w:space="0"/>
-                              </w:rPr>
-                              <w:t>CoreApi  （桥接层）</w:t>
+                                <w:sz w:val="32"/>
+                                <w:szCs w:val="32"/>
+                                <w:lang w:val="en-US" w:eastAsia="zh-CN"/>
+                              </w:rPr>
+                              <w:t>AI助手</w:t>
                             </w:r>
                           </w:p>
-                          <w:p/>
+                          <w:p>
+                            <w:pPr>
+                              <w:spacing w:line="480" w:lineRule="auto"/>
+                              <w:rPr>
+                                <w:rFonts w:hint="default" w:ascii="Consolas" w:hAnsi="Consolas" w:eastAsia="宋体" w:cs="Consolas"/>
+                                <w:caps w:val="0"/>
+                                <w:color w:val="0F1115"/>
+                                <w:spacing w:val="0"/>
+                                <w:sz w:val="32"/>
+                                <w:szCs w:val="32"/>
+                                <w:lang w:val="en-US" w:eastAsia="zh-CN"/>
+                              </w:rPr>
+                            </w:pPr>
+                            <w:r>
+                              <w:rPr>
+                                <w:rFonts w:hint="eastAsia" w:ascii="Consolas" w:hAnsi="Consolas" w:eastAsia="宋体" w:cs="Consolas"/>
+                                <w:caps w:val="0"/>
+                                <w:color w:val="0F1115"/>
+                                <w:spacing w:val="0"/>
+                                <w:sz w:val="32"/>
+                                <w:szCs w:val="32"/>
+                                <w:lang w:val="en-US" w:eastAsia="zh-CN"/>
+                              </w:rPr>
+                              <w:t>AIClient</w:t>
+                            </w:r>
+                          </w:p>
                         </w:txbxContent>
                       </wps:txbx>
                       <wps:bodyPr rot="0" spcFirstLastPara="0" vertOverflow="overflow" horzOverflow="overflow" vert="horz" wrap="square" lIns="91440" tIns="45720" rIns="91440" bIns="45720" numCol="1" spcCol="0" rtlCol="0" fromWordArt="0" anchor="t" anchorCtr="0" forceAA="0" compatLnSpc="1">
@@ -184,7 +127,7 @@
           </mc:Choice>
           <mc:Fallback>
             <w:pict>
-              <v:shape id="_x0000_s1026" o:spid="_x0000_s1026" o:spt="202" type="#_x0000_t202" style="position:absolute;left:0pt;margin-left:-5.4pt;margin-top:501.85pt;height:44.5pt;width:434.55pt;z-index:251681792;mso-width-relative:page;mso-height-relative:page;" fillcolor="#FFFFFF [3201]" filled="t" stroked="t" coordsize="21600,21600" o:gfxdata="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">
+              <v:shape id="_x0000_s1026" o:spid="_x0000_s1026" o:spt="202" type="#_x0000_t202" style="position:absolute;left:0pt;margin-left:399.2pt;margin-top:609.15pt;height:102.75pt;width:104.25pt;z-index:251683840;mso-width-relative:page;mso-height-relative:page;" fillcolor="#FFFFFF [3201]" filled="t" stroked="t" coordsize="21600,21600" o:gfxdata="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">
                 <v:fill on="t" focussize="0,0"/>
                 <v:stroke weight="0.5pt" color="#000000 [3204]" joinstyle="round"/>
                 <v:imagedata o:title=""/>
@@ -193,44 +136,56 @@
                   <w:txbxContent>
                     <w:p>
                       <w:pPr>
-                        <w:pStyle w:val="2"/>
-                        <w:keepNext w:val="0"/>
-                        <w:keepLines w:val="0"/>
-                        <w:widowControl/>
-                        <w:suppressLineNumbers w:val="0"/>
-                        <w:pBdr>
-                          <w:top w:val="none" w:color="auto" w:sz="0" w:space="0"/>
-                          <w:left w:val="none" w:color="auto" w:sz="0" w:space="0"/>
-                          <w:bottom w:val="none" w:color="auto" w:sz="0" w:space="0"/>
-                          <w:right w:val="none" w:color="auto" w:sz="0" w:space="0"/>
-                        </w:pBdr>
-                        <w:wordWrap w:val="0"/>
-                        <w:spacing w:before="0" w:beforeAutospacing="0" w:after="0" w:afterAutospacing="0" w:line="165" w:lineRule="atLeast"/>
-                        <w:ind w:left="0" w:right="0" w:firstLine="0"/>
-                        <w:jc w:val="center"/>
-                        <w:rPr>
-                          <w:rFonts w:ascii="Consolas" w:hAnsi="Consolas" w:eastAsia="Consolas" w:cs="Consolas"/>
+                        <w:spacing w:line="480" w:lineRule="auto"/>
+                        <w:rPr>
+                          <w:rFonts w:hint="eastAsia" w:ascii="Consolas" w:hAnsi="Consolas" w:eastAsia="宋体" w:cs="Consolas"/>
                           <w:caps w:val="0"/>
                           <w:color w:val="0F1115"/>
                           <w:spacing w:val="0"/>
-                          <w:sz w:val="30"/>
-                          <w:szCs w:val="30"/>
+                          <w:sz w:val="32"/>
+                          <w:szCs w:val="32"/>
+                          <w:lang w:val="en-US" w:eastAsia="zh-CN"/>
                         </w:rPr>
                       </w:pPr>
                       <w:r>
                         <w:rPr>
-                          <w:rFonts w:hint="default" w:ascii="Consolas" w:hAnsi="Consolas" w:eastAsia="Consolas" w:cs="Consolas"/>
+                          <w:rFonts w:hint="eastAsia" w:ascii="Consolas" w:hAnsi="Consolas" w:eastAsia="宋体" w:cs="Consolas"/>
                           <w:caps w:val="0"/>
                           <w:color w:val="0F1115"/>
                           <w:spacing w:val="0"/>
-                          <w:sz w:val="30"/>
-                          <w:szCs w:val="30"/>
-                          <w:bdr w:val="none" w:color="auto" w:sz="0" w:space="0"/>
-                        </w:rPr>
-                        <w:t>CoreApi  （桥接层）</w:t>
+                          <w:sz w:val="32"/>
+                          <w:szCs w:val="32"/>
+                          <w:lang w:val="en-US" w:eastAsia="zh-CN"/>
+                        </w:rPr>
+                        <w:t>AI助手</w:t>
                       </w:r>
                     </w:p>
-                    <w:p/>
+                    <w:p>
+                      <w:pPr>
+                        <w:spacing w:line="480" w:lineRule="auto"/>
+                        <w:rPr>
+                          <w:rFonts w:hint="default" w:ascii="Consolas" w:hAnsi="Consolas" w:eastAsia="宋体" w:cs="Consolas"/>
+                          <w:caps w:val="0"/>
+                          <w:color w:val="0F1115"/>
+                          <w:spacing w:val="0"/>
+                          <w:sz w:val="32"/>
+                          <w:szCs w:val="32"/>
+                          <w:lang w:val="en-US" w:eastAsia="zh-CN"/>
+                        </w:rPr>
+                      </w:pPr>
+                      <w:r>
+                        <w:rPr>
+                          <w:rFonts w:hint="eastAsia" w:ascii="Consolas" w:hAnsi="Consolas" w:eastAsia="宋体" w:cs="Consolas"/>
+                          <w:caps w:val="0"/>
+                          <w:color w:val="0F1115"/>
+                          <w:spacing w:val="0"/>
+                          <w:sz w:val="32"/>
+                          <w:szCs w:val="32"/>
+                          <w:lang w:val="en-US" w:eastAsia="zh-CN"/>
+                        </w:rPr>
+                        <w:t>AIClient</w:t>
+                      </w:r>
+                    </w:p>
                   </w:txbxContent>
                 </v:textbox>
               </v:shape>
@@ -245,354 +200,10 @@
         <mc:AlternateContent>
           <mc:Choice Requires="wps">
             <w:drawing>
-              <wp:anchor distT="0" distB="0" distL="114300" distR="114300" simplePos="0" relativeHeight="251680768" behindDoc="0" locked="0" layoutInCell="1" allowOverlap="1">
+              <wp:anchor distT="0" distB="0" distL="114300" distR="114300" simplePos="0" relativeHeight="251675648" behindDoc="0" locked="0" layoutInCell="1" allowOverlap="1">
                 <wp:simplePos x="0" y="0"/>
                 <wp:positionH relativeFrom="column">
-                  <wp:posOffset>-158115</wp:posOffset>
-                </wp:positionH>
-                <wp:positionV relativeFrom="paragraph">
-                  <wp:posOffset>6325870</wp:posOffset>
-                </wp:positionV>
-                <wp:extent cx="5792470" cy="708660"/>
-                <wp:effectExtent l="6350" t="6350" r="11430" b="8890"/>
-                <wp:wrapNone/>
-                <wp:docPr id="22" name="矩形 22"/>
-                <wp:cNvGraphicFramePr/>
-                <a:graphic xmlns:a="http://schemas.openxmlformats.org/drawingml/2006/main">
-                  <a:graphicData uri="http://schemas.microsoft.com/office/word/2010/wordprocessingShape">
-                    <wps:wsp>
-                      <wps:cNvSpPr/>
-                      <wps:spPr>
-                        <a:xfrm>
-                          <a:off x="937260" y="6972300"/>
-                          <a:ext cx="5792470" cy="708660"/>
-                        </a:xfrm>
-                        <a:prstGeom prst="rect">
-                          <a:avLst/>
-                        </a:prstGeom>
-                      </wps:spPr>
-                      <wps:style>
-                        <a:lnRef idx="2">
-                          <a:schemeClr val="accent1"/>
-                        </a:lnRef>
-                        <a:fillRef idx="0">
-                          <a:srgbClr val="FFFFFF"/>
-                        </a:fillRef>
-                        <a:effectRef idx="0">
-                          <a:srgbClr val="FFFFFF"/>
-                        </a:effectRef>
-                        <a:fontRef idx="minor">
-                          <a:schemeClr val="tx1"/>
-                        </a:fontRef>
-                      </wps:style>
-                      <wps:bodyPr rot="0" spcFirstLastPara="0" vertOverflow="overflow" horzOverflow="overflow" vert="horz" wrap="square" lIns="91440" tIns="45720" rIns="91440" bIns="45720" numCol="1" spcCol="0" rtlCol="0" fromWordArt="0" anchor="ctr" anchorCtr="0" forceAA="0" compatLnSpc="1">
-                        <a:noAutofit/>
-                      </wps:bodyPr>
-                    </wps:wsp>
-                  </a:graphicData>
-                </a:graphic>
-              </wp:anchor>
-            </w:drawing>
-          </mc:Choice>
-          <mc:Fallback>
-            <w:pict>
-              <v:rect id="_x0000_s1026" o:spid="_x0000_s1026" o:spt="1" style="position:absolute;left:0pt;margin-left:-12.45pt;margin-top:498.1pt;height:55.8pt;width:456.1pt;z-index:251680768;v-text-anchor:middle;mso-width-relative:page;mso-height-relative:page;" filled="f" stroked="t" coordsize="21600,21600" o:gfxdata="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">
-                <v:fill on="f" focussize="0,0"/>
-                <v:stroke weight="1pt" color="#4874CB [3204]" miterlimit="8" joinstyle="miter"/>
-                <v:imagedata o:title=""/>
-                <o:lock v:ext="edit" aspectratio="f"/>
-              </v:rect>
-            </w:pict>
-          </mc:Fallback>
-        </mc:AlternateContent>
-      </w:r>
-      <w:r>
-        <w:rPr>
-          <w:sz w:val="21"/>
-        </w:rPr>
-        <mc:AlternateContent>
-          <mc:Choice Requires="wps">
-            <w:drawing>
-              <wp:anchor distT="0" distB="0" distL="114300" distR="114300" simplePos="0" relativeHeight="251679744" behindDoc="0" locked="0" layoutInCell="1" allowOverlap="1">
-                <wp:simplePos x="0" y="0"/>
-                <wp:positionH relativeFrom="column">
-                  <wp:posOffset>5121275</wp:posOffset>
-                </wp:positionH>
-                <wp:positionV relativeFrom="paragraph">
-                  <wp:posOffset>7139940</wp:posOffset>
-                </wp:positionV>
-                <wp:extent cx="1905" cy="584200"/>
-                <wp:effectExtent l="53975" t="0" r="58420" b="6350"/>
-                <wp:wrapNone/>
-                <wp:docPr id="13" name="直接箭头连接符 13"/>
-                <wp:cNvGraphicFramePr/>
-                <a:graphic xmlns:a="http://schemas.openxmlformats.org/drawingml/2006/main">
-                  <a:graphicData uri="http://schemas.microsoft.com/office/word/2010/wordprocessingShape">
-                    <wps:wsp>
-                      <wps:cNvCnPr/>
-                      <wps:spPr>
-                        <a:xfrm>
-                          <a:off x="0" y="0"/>
-                          <a:ext cx="1905" cy="584200"/>
-                        </a:xfrm>
-                        <a:prstGeom prst="straightConnector1">
-                          <a:avLst/>
-                        </a:prstGeom>
-                        <a:ln w="22225">
-                          <a:tailEnd type="arrow"/>
-                        </a:ln>
-                      </wps:spPr>
-                      <wps:style>
-                        <a:lnRef idx="2">
-                          <a:schemeClr val="accent1"/>
-                        </a:lnRef>
-                        <a:fillRef idx="0">
-                          <a:srgbClr val="FFFFFF"/>
-                        </a:fillRef>
-                        <a:effectRef idx="0">
-                          <a:srgbClr val="FFFFFF"/>
-                        </a:effectRef>
-                        <a:fontRef idx="minor">
-                          <a:schemeClr val="tx1"/>
-                        </a:fontRef>
-                      </wps:style>
-                      <wps:bodyPr/>
-                    </wps:wsp>
-                  </a:graphicData>
-                </a:graphic>
-              </wp:anchor>
-            </w:drawing>
-          </mc:Choice>
-          <mc:Fallback>
-            <w:pict>
-              <v:shape id="_x0000_s1026" o:spid="_x0000_s1026" o:spt="32" type="#_x0000_t32" style="position:absolute;left:0pt;margin-left:403.25pt;margin-top:562.2pt;height:46pt;width:0.15pt;z-index:251679744;mso-width-relative:page;mso-height-relative:page;" filled="f" stroked="t" coordsize="21600,21600" o:gfxdata="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">
-                <v:fill on="f" focussize="0,0"/>
-                <v:stroke weight="1.75pt" color="#4874CB [3204]" miterlimit="8" joinstyle="miter" endarrow="open"/>
-                <v:imagedata o:title=""/>
-                <o:lock v:ext="edit" aspectratio="f"/>
-              </v:shape>
-            </w:pict>
-          </mc:Fallback>
-        </mc:AlternateContent>
-      </w:r>
-      <w:r>
-        <w:rPr>
-          <w:sz w:val="21"/>
-        </w:rPr>
-        <mc:AlternateContent>
-          <mc:Choice Requires="wps">
-            <w:drawing>
-              <wp:anchor distT="0" distB="0" distL="114300" distR="114300" simplePos="0" relativeHeight="251678720" behindDoc="0" locked="0" layoutInCell="1" allowOverlap="1">
-                <wp:simplePos x="0" y="0"/>
-                <wp:positionH relativeFrom="column">
-                  <wp:posOffset>3564255</wp:posOffset>
-                </wp:positionH>
-                <wp:positionV relativeFrom="paragraph">
-                  <wp:posOffset>7083425</wp:posOffset>
-                </wp:positionV>
-                <wp:extent cx="1905" cy="584200"/>
-                <wp:effectExtent l="53975" t="0" r="58420" b="6350"/>
-                <wp:wrapNone/>
-                <wp:docPr id="12" name="直接箭头连接符 12"/>
-                <wp:cNvGraphicFramePr/>
-                <a:graphic xmlns:a="http://schemas.openxmlformats.org/drawingml/2006/main">
-                  <a:graphicData uri="http://schemas.microsoft.com/office/word/2010/wordprocessingShape">
-                    <wps:wsp>
-                      <wps:cNvCnPr/>
-                      <wps:spPr>
-                        <a:xfrm>
-                          <a:off x="0" y="0"/>
-                          <a:ext cx="1905" cy="584200"/>
-                        </a:xfrm>
-                        <a:prstGeom prst="straightConnector1">
-                          <a:avLst/>
-                        </a:prstGeom>
-                        <a:ln w="22225">
-                          <a:tailEnd type="arrow"/>
-                        </a:ln>
-                      </wps:spPr>
-                      <wps:style>
-                        <a:lnRef idx="2">
-                          <a:schemeClr val="accent1"/>
-                        </a:lnRef>
-                        <a:fillRef idx="0">
-                          <a:srgbClr val="FFFFFF"/>
-                        </a:fillRef>
-                        <a:effectRef idx="0">
-                          <a:srgbClr val="FFFFFF"/>
-                        </a:effectRef>
-                        <a:fontRef idx="minor">
-                          <a:schemeClr val="tx1"/>
-                        </a:fontRef>
-                      </wps:style>
-                      <wps:bodyPr/>
-                    </wps:wsp>
-                  </a:graphicData>
-                </a:graphic>
-              </wp:anchor>
-            </w:drawing>
-          </mc:Choice>
-          <mc:Fallback>
-            <w:pict>
-              <v:shape id="_x0000_s1026" o:spid="_x0000_s1026" o:spt="32" type="#_x0000_t32" style="position:absolute;left:0pt;margin-left:280.65pt;margin-top:557.75pt;height:46pt;width:0.15pt;z-index:251678720;mso-width-relative:page;mso-height-relative:page;" filled="f" stroked="t" coordsize="21600,21600" o:gfxdata="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">
-                <v:fill on="f" focussize="0,0"/>
-                <v:stroke weight="1.75pt" color="#4874CB [3204]" miterlimit="8" joinstyle="miter" endarrow="open"/>
-                <v:imagedata o:title=""/>
-                <o:lock v:ext="edit" aspectratio="f"/>
-              </v:shape>
-            </w:pict>
-          </mc:Fallback>
-        </mc:AlternateContent>
-      </w:r>
-      <w:r>
-        <w:rPr>
-          <w:sz w:val="21"/>
-        </w:rPr>
-        <mc:AlternateContent>
-          <mc:Choice Requires="wps">
-            <w:drawing>
-              <wp:anchor distT="0" distB="0" distL="114300" distR="114300" simplePos="0" relativeHeight="251677696" behindDoc="0" locked="0" layoutInCell="1" allowOverlap="1">
-                <wp:simplePos x="0" y="0"/>
-                <wp:positionH relativeFrom="column">
-                  <wp:posOffset>1762760</wp:posOffset>
-                </wp:positionH>
-                <wp:positionV relativeFrom="paragraph">
-                  <wp:posOffset>7085330</wp:posOffset>
-                </wp:positionV>
-                <wp:extent cx="1905" cy="584200"/>
-                <wp:effectExtent l="53975" t="0" r="58420" b="6350"/>
-                <wp:wrapNone/>
-                <wp:docPr id="11" name="直接箭头连接符 11"/>
-                <wp:cNvGraphicFramePr/>
-                <a:graphic xmlns:a="http://schemas.openxmlformats.org/drawingml/2006/main">
-                  <a:graphicData uri="http://schemas.microsoft.com/office/word/2010/wordprocessingShape">
-                    <wps:wsp>
-                      <wps:cNvCnPr/>
-                      <wps:spPr>
-                        <a:xfrm>
-                          <a:off x="0" y="0"/>
-                          <a:ext cx="1905" cy="584200"/>
-                        </a:xfrm>
-                        <a:prstGeom prst="straightConnector1">
-                          <a:avLst/>
-                        </a:prstGeom>
-                        <a:ln w="22225">
-                          <a:tailEnd type="arrow"/>
-                        </a:ln>
-                      </wps:spPr>
-                      <wps:style>
-                        <a:lnRef idx="2">
-                          <a:schemeClr val="accent1"/>
-                        </a:lnRef>
-                        <a:fillRef idx="0">
-                          <a:srgbClr val="FFFFFF"/>
-                        </a:fillRef>
-                        <a:effectRef idx="0">
-                          <a:srgbClr val="FFFFFF"/>
-                        </a:effectRef>
-                        <a:fontRef idx="minor">
-                          <a:schemeClr val="tx1"/>
-                        </a:fontRef>
-                      </wps:style>
-                      <wps:bodyPr/>
-                    </wps:wsp>
-                  </a:graphicData>
-                </a:graphic>
-              </wp:anchor>
-            </w:drawing>
-          </mc:Choice>
-          <mc:Fallback>
-            <w:pict>
-              <v:shape id="_x0000_s1026" o:spid="_x0000_s1026" o:spt="32" type="#_x0000_t32" style="position:absolute;left:0pt;margin-left:138.8pt;margin-top:557.9pt;height:46pt;width:0.15pt;z-index:251677696;mso-width-relative:page;mso-height-relative:page;" filled="f" stroked="t" coordsize="21600,21600" o:gfxdata="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">
-                <v:fill on="f" focussize="0,0"/>
-                <v:stroke weight="1.75pt" color="#4874CB [3204]" miterlimit="8" joinstyle="miter" endarrow="open"/>
-                <v:imagedata o:title=""/>
-                <o:lock v:ext="edit" aspectratio="f"/>
-              </v:shape>
-            </w:pict>
-          </mc:Fallback>
-        </mc:AlternateContent>
-      </w:r>
-      <w:r>
-        <w:rPr>
-          <w:sz w:val="21"/>
-        </w:rPr>
-        <mc:AlternateContent>
-          <mc:Choice Requires="wps">
-            <w:drawing>
-              <wp:anchor distT="0" distB="0" distL="114300" distR="114300" simplePos="0" relativeHeight="251668480" behindDoc="0" locked="0" layoutInCell="1" allowOverlap="1">
-                <wp:simplePos x="0" y="0"/>
-                <wp:positionH relativeFrom="column">
-                  <wp:posOffset>217170</wp:posOffset>
-                </wp:positionH>
-                <wp:positionV relativeFrom="paragraph">
-                  <wp:posOffset>7063740</wp:posOffset>
-                </wp:positionV>
-                <wp:extent cx="1905" cy="584200"/>
-                <wp:effectExtent l="53975" t="0" r="58420" b="6350"/>
-                <wp:wrapNone/>
-                <wp:docPr id="10" name="直接箭头连接符 10"/>
-                <wp:cNvGraphicFramePr/>
-                <a:graphic xmlns:a="http://schemas.openxmlformats.org/drawingml/2006/main">
-                  <a:graphicData uri="http://schemas.microsoft.com/office/word/2010/wordprocessingShape">
-                    <wps:wsp>
-                      <wps:cNvCnPr/>
-                      <wps:spPr>
-                        <a:xfrm>
-                          <a:off x="1417955" y="6942455"/>
-                          <a:ext cx="1905" cy="584200"/>
-                        </a:xfrm>
-                        <a:prstGeom prst="straightConnector1">
-                          <a:avLst/>
-                        </a:prstGeom>
-                        <a:ln w="22225">
-                          <a:tailEnd type="arrow"/>
-                        </a:ln>
-                      </wps:spPr>
-                      <wps:style>
-                        <a:lnRef idx="2">
-                          <a:schemeClr val="accent1"/>
-                        </a:lnRef>
-                        <a:fillRef idx="0">
-                          <a:srgbClr val="FFFFFF"/>
-                        </a:fillRef>
-                        <a:effectRef idx="0">
-                          <a:srgbClr val="FFFFFF"/>
-                        </a:effectRef>
-                        <a:fontRef idx="minor">
-                          <a:schemeClr val="tx1"/>
-                        </a:fontRef>
-                      </wps:style>
-                      <wps:bodyPr/>
-                    </wps:wsp>
-                  </a:graphicData>
-                </a:graphic>
-              </wp:anchor>
-            </w:drawing>
-          </mc:Choice>
-          <mc:Fallback>
-            <w:pict>
-              <v:shape id="_x0000_s1026" o:spid="_x0000_s1026" o:spt="32" type="#_x0000_t32" style="position:absolute;left:0pt;margin-left:17.1pt;margin-top:556.2pt;height:46pt;width:0.15pt;z-index:251668480;mso-width-relative:page;mso-height-relative:page;" filled="f" stroked="t" coordsize="21600,21600" o:gfxdata="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">
-                <v:fill on="f" focussize="0,0"/>
-                <v:stroke weight="1.75pt" color="#4874CB [3204]" miterlimit="8" joinstyle="miter" endarrow="open"/>
-                <v:imagedata o:title=""/>
-                <o:lock v:ext="edit" aspectratio="f"/>
-              </v:shape>
-            </w:pict>
-          </mc:Fallback>
-        </mc:AlternateContent>
-      </w:r>
-      <w:r>
-        <w:rPr>
-          <w:sz w:val="21"/>
-        </w:rPr>
-        <mc:AlternateContent>
-          <mc:Choice Requires="wps">
-            <w:drawing>
-              <wp:anchor distT="0" distB="0" distL="114300" distR="114300" simplePos="0" relativeHeight="251676672" behindDoc="0" locked="0" layoutInCell="1" allowOverlap="1">
-                <wp:simplePos x="0" y="0"/>
-                <wp:positionH relativeFrom="column">
-                  <wp:posOffset>4482465</wp:posOffset>
+                  <wp:posOffset>3702685</wp:posOffset>
                 </wp:positionH>
                 <wp:positionV relativeFrom="paragraph">
                   <wp:posOffset>7761605</wp:posOffset>
@@ -708,7 +319,7 @@
           </mc:Choice>
           <mc:Fallback>
             <w:pict>
-              <v:shape id="_x0000_s1026" o:spid="_x0000_s1026" o:spt="202" type="#_x0000_t202" style="position:absolute;left:0pt;margin-left:352.95pt;margin-top:611.15pt;height:102.75pt;width:104.25pt;z-index:251676672;mso-width-relative:page;mso-height-relative:page;" fillcolor="#FFFFFF [3201]" filled="t" stroked="t" coordsize="21600,21600" o:gfxdata="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">
+              <v:shape id="_x0000_s1026" o:spid="_x0000_s1026" o:spt="202" type="#_x0000_t202" style="position:absolute;left:0pt;margin-left:291.55pt;margin-top:611.15pt;height:102.75pt;width:104.25pt;z-index:251675648;mso-width-relative:page;mso-height-relative:page;" fillcolor="#FFFFFF [3201]" filled="t" stroked="t" coordsize="21600,21600" o:gfxdata="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">
                 <v:fill on="t" focussize="0,0"/>
                 <v:stroke weight="0.5pt" color="#000000 [3204]" joinstyle="round"/>
                 <v:imagedata o:title=""/>
@@ -785,13 +396,288 @@
         <mc:AlternateContent>
           <mc:Choice Requires="wps">
             <w:drawing>
-              <wp:anchor distT="0" distB="0" distL="114300" distR="114300" simplePos="0" relativeHeight="251675648" behindDoc="0" locked="0" layoutInCell="1" allowOverlap="1">
+              <wp:anchor distT="0" distB="0" distL="114300" distR="114300" simplePos="0" relativeHeight="251682816" behindDoc="0" locked="0" layoutInCell="1" allowOverlap="1">
                 <wp:simplePos x="0" y="0"/>
                 <wp:positionH relativeFrom="column">
-                  <wp:posOffset>2939415</wp:posOffset>
+                  <wp:posOffset>5773420</wp:posOffset>
                 </wp:positionH>
                 <wp:positionV relativeFrom="paragraph">
-                  <wp:posOffset>7747635</wp:posOffset>
+                  <wp:posOffset>7160895</wp:posOffset>
+                </wp:positionV>
+                <wp:extent cx="1905" cy="584200"/>
+                <wp:effectExtent l="53975" t="0" r="58420" b="6350"/>
+                <wp:wrapNone/>
+                <wp:docPr id="25" name="直接箭头连接符 25"/>
+                <wp:cNvGraphicFramePr/>
+                <a:graphic xmlns:a="http://schemas.openxmlformats.org/drawingml/2006/main">
+                  <a:graphicData uri="http://schemas.microsoft.com/office/word/2010/wordprocessingShape">
+                    <wps:wsp>
+                      <wps:cNvCnPr/>
+                      <wps:spPr>
+                        <a:xfrm>
+                          <a:off x="0" y="0"/>
+                          <a:ext cx="1905" cy="584200"/>
+                        </a:xfrm>
+                        <a:prstGeom prst="straightConnector1">
+                          <a:avLst/>
+                        </a:prstGeom>
+                        <a:ln w="22225">
+                          <a:tailEnd type="arrow"/>
+                        </a:ln>
+                      </wps:spPr>
+                      <wps:style>
+                        <a:lnRef idx="2">
+                          <a:schemeClr val="accent1"/>
+                        </a:lnRef>
+                        <a:fillRef idx="0">
+                          <a:srgbClr val="FFFFFF"/>
+                        </a:fillRef>
+                        <a:effectRef idx="0">
+                          <a:srgbClr val="FFFFFF"/>
+                        </a:effectRef>
+                        <a:fontRef idx="minor">
+                          <a:schemeClr val="tx1"/>
+                        </a:fontRef>
+                      </wps:style>
+                      <wps:bodyPr/>
+                    </wps:wsp>
+                  </a:graphicData>
+                </a:graphic>
+              </wp:anchor>
+            </w:drawing>
+          </mc:Choice>
+          <mc:Fallback>
+            <w:pict>
+              <v:shape id="_x0000_s1026" o:spid="_x0000_s1026" o:spt="32" type="#_x0000_t32" style="position:absolute;left:0pt;margin-left:454.6pt;margin-top:563.85pt;height:46pt;width:0.15pt;z-index:251682816;mso-width-relative:page;mso-height-relative:page;" filled="f" stroked="t" coordsize="21600,21600" o:gfxdata="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">
+                <v:fill on="f" focussize="0,0"/>
+                <v:stroke weight="1.75pt" color="#4874CB [3204]" miterlimit="8" joinstyle="miter" endarrow="open"/>
+                <v:imagedata o:title=""/>
+                <o:lock v:ext="edit" aspectratio="f"/>
+              </v:shape>
+            </w:pict>
+          </mc:Fallback>
+        </mc:AlternateContent>
+      </w:r>
+      <w:r>
+        <w:rPr>
+          <w:sz w:val="21"/>
+        </w:rPr>
+        <mc:AlternateContent>
+          <mc:Choice Requires="wps">
+            <w:drawing>
+              <wp:anchor distT="0" distB="0" distL="114300" distR="114300" simplePos="0" relativeHeight="251678720" behindDoc="0" locked="0" layoutInCell="1" allowOverlap="1">
+                <wp:simplePos x="0" y="0"/>
+                <wp:positionH relativeFrom="column">
+                  <wp:posOffset>4352925</wp:posOffset>
+                </wp:positionH>
+                <wp:positionV relativeFrom="paragraph">
+                  <wp:posOffset>7115810</wp:posOffset>
+                </wp:positionV>
+                <wp:extent cx="1905" cy="584200"/>
+                <wp:effectExtent l="53975" t="0" r="58420" b="6350"/>
+                <wp:wrapNone/>
+                <wp:docPr id="13" name="直接箭头连接符 13"/>
+                <wp:cNvGraphicFramePr/>
+                <a:graphic xmlns:a="http://schemas.openxmlformats.org/drawingml/2006/main">
+                  <a:graphicData uri="http://schemas.microsoft.com/office/word/2010/wordprocessingShape">
+                    <wps:wsp>
+                      <wps:cNvCnPr/>
+                      <wps:spPr>
+                        <a:xfrm>
+                          <a:off x="0" y="0"/>
+                          <a:ext cx="1905" cy="584200"/>
+                        </a:xfrm>
+                        <a:prstGeom prst="straightConnector1">
+                          <a:avLst/>
+                        </a:prstGeom>
+                        <a:ln w="22225">
+                          <a:tailEnd type="arrow"/>
+                        </a:ln>
+                      </wps:spPr>
+                      <wps:style>
+                        <a:lnRef idx="2">
+                          <a:schemeClr val="accent1"/>
+                        </a:lnRef>
+                        <a:fillRef idx="0">
+                          <a:srgbClr val="FFFFFF"/>
+                        </a:fillRef>
+                        <a:effectRef idx="0">
+                          <a:srgbClr val="FFFFFF"/>
+                        </a:effectRef>
+                        <a:fontRef idx="minor">
+                          <a:schemeClr val="tx1"/>
+                        </a:fontRef>
+                      </wps:style>
+                      <wps:bodyPr/>
+                    </wps:wsp>
+                  </a:graphicData>
+                </a:graphic>
+              </wp:anchor>
+            </w:drawing>
+          </mc:Choice>
+          <mc:Fallback>
+            <w:pict>
+              <v:shape id="_x0000_s1026" o:spid="_x0000_s1026" o:spt="32" type="#_x0000_t32" style="position:absolute;left:0pt;margin-left:342.75pt;margin-top:560.3pt;height:46pt;width:0.15pt;z-index:251678720;mso-width-relative:page;mso-height-relative:page;" filled="f" stroked="t" coordsize="21600,21600" o:gfxdata="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">
+                <v:fill on="f" focussize="0,0"/>
+                <v:stroke weight="1.75pt" color="#4874CB [3204]" miterlimit="8" joinstyle="miter" endarrow="open"/>
+                <v:imagedata o:title=""/>
+                <o:lock v:ext="edit" aspectratio="f"/>
+              </v:shape>
+            </w:pict>
+          </mc:Fallback>
+        </mc:AlternateContent>
+      </w:r>
+      <w:r>
+        <w:rPr>
+          <w:sz w:val="21"/>
+        </w:rPr>
+        <mc:AlternateContent>
+          <mc:Choice Requires="wps">
+            <w:drawing>
+              <wp:anchor distT="0" distB="0" distL="114300" distR="114300" simplePos="0" relativeHeight="251677696" behindDoc="0" locked="0" layoutInCell="1" allowOverlap="1">
+                <wp:simplePos x="0" y="0"/>
+                <wp:positionH relativeFrom="column">
+                  <wp:posOffset>2813685</wp:posOffset>
+                </wp:positionH>
+                <wp:positionV relativeFrom="paragraph">
+                  <wp:posOffset>7065645</wp:posOffset>
+                </wp:positionV>
+                <wp:extent cx="1905" cy="584200"/>
+                <wp:effectExtent l="53975" t="0" r="58420" b="6350"/>
+                <wp:wrapNone/>
+                <wp:docPr id="12" name="直接箭头连接符 12"/>
+                <wp:cNvGraphicFramePr/>
+                <a:graphic xmlns:a="http://schemas.openxmlformats.org/drawingml/2006/main">
+                  <a:graphicData uri="http://schemas.microsoft.com/office/word/2010/wordprocessingShape">
+                    <wps:wsp>
+                      <wps:cNvCnPr/>
+                      <wps:spPr>
+                        <a:xfrm>
+                          <a:off x="0" y="0"/>
+                          <a:ext cx="1905" cy="584200"/>
+                        </a:xfrm>
+                        <a:prstGeom prst="straightConnector1">
+                          <a:avLst/>
+                        </a:prstGeom>
+                        <a:ln w="22225">
+                          <a:tailEnd type="arrow"/>
+                        </a:ln>
+                      </wps:spPr>
+                      <wps:style>
+                        <a:lnRef idx="2">
+                          <a:schemeClr val="accent1"/>
+                        </a:lnRef>
+                        <a:fillRef idx="0">
+                          <a:srgbClr val="FFFFFF"/>
+                        </a:fillRef>
+                        <a:effectRef idx="0">
+                          <a:srgbClr val="FFFFFF"/>
+                        </a:effectRef>
+                        <a:fontRef idx="minor">
+                          <a:schemeClr val="tx1"/>
+                        </a:fontRef>
+                      </wps:style>
+                      <wps:bodyPr/>
+                    </wps:wsp>
+                  </a:graphicData>
+                </a:graphic>
+              </wp:anchor>
+            </w:drawing>
+          </mc:Choice>
+          <mc:Fallback>
+            <w:pict>
+              <v:shape id="_x0000_s1026" o:spid="_x0000_s1026" o:spt="32" type="#_x0000_t32" style="position:absolute;left:0pt;margin-left:221.55pt;margin-top:556.35pt;height:46pt;width:0.15pt;z-index:251677696;mso-width-relative:page;mso-height-relative:page;" filled="f" stroked="t" coordsize="21600,21600" o:gfxdata="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">
+                <v:fill on="f" focussize="0,0"/>
+                <v:stroke weight="1.75pt" color="#4874CB [3204]" miterlimit="8" joinstyle="miter" endarrow="open"/>
+                <v:imagedata o:title=""/>
+                <o:lock v:ext="edit" aspectratio="f"/>
+              </v:shape>
+            </w:pict>
+          </mc:Fallback>
+        </mc:AlternateContent>
+      </w:r>
+      <w:r>
+        <w:rPr>
+          <w:sz w:val="21"/>
+        </w:rPr>
+        <mc:AlternateContent>
+          <mc:Choice Requires="wps">
+            <w:drawing>
+              <wp:anchor distT="0" distB="0" distL="114300" distR="114300" simplePos="0" relativeHeight="251671552" behindDoc="0" locked="0" layoutInCell="1" allowOverlap="1">
+                <wp:simplePos x="0" y="0"/>
+                <wp:positionH relativeFrom="column">
+                  <wp:posOffset>2204720</wp:posOffset>
+                </wp:positionH>
+                <wp:positionV relativeFrom="paragraph">
+                  <wp:posOffset>7765415</wp:posOffset>
+                </wp:positionV>
+                <wp:extent cx="1343025" cy="1323975"/>
+                <wp:effectExtent l="6350" t="6350" r="12700" b="12700"/>
+                <wp:wrapNone/>
+                <wp:docPr id="16" name="矩形 16"/>
+                <wp:cNvGraphicFramePr/>
+                <a:graphic xmlns:a="http://schemas.openxmlformats.org/drawingml/2006/main">
+                  <a:graphicData uri="http://schemas.microsoft.com/office/word/2010/wordprocessingShape">
+                    <wps:wsp>
+                      <wps:cNvSpPr/>
+                      <wps:spPr>
+                        <a:xfrm>
+                          <a:off x="0" y="0"/>
+                          <a:ext cx="1343025" cy="1323975"/>
+                        </a:xfrm>
+                        <a:prstGeom prst="rect">
+                          <a:avLst/>
+                        </a:prstGeom>
+                      </wps:spPr>
+                      <wps:style>
+                        <a:lnRef idx="2">
+                          <a:schemeClr val="accent1"/>
+                        </a:lnRef>
+                        <a:fillRef idx="0">
+                          <a:srgbClr val="FFFFFF"/>
+                        </a:fillRef>
+                        <a:effectRef idx="0">
+                          <a:srgbClr val="FFFFFF"/>
+                        </a:effectRef>
+                        <a:fontRef idx="minor">
+                          <a:schemeClr val="tx1"/>
+                        </a:fontRef>
+                      </wps:style>
+                      <wps:bodyPr rot="0" spcFirstLastPara="0" vertOverflow="overflow" horzOverflow="overflow" vert="horz" wrap="square" lIns="91440" tIns="45720" rIns="91440" bIns="45720" numCol="1" spcCol="0" rtlCol="0" fromWordArt="0" anchor="ctr" anchorCtr="0" forceAA="0" compatLnSpc="1">
+                        <a:noAutofit/>
+                      </wps:bodyPr>
+                    </wps:wsp>
+                  </a:graphicData>
+                </a:graphic>
+              </wp:anchor>
+            </w:drawing>
+          </mc:Choice>
+          <mc:Fallback>
+            <w:pict>
+              <v:rect id="_x0000_s1026" o:spid="_x0000_s1026" o:spt="1" style="position:absolute;left:0pt;margin-left:173.6pt;margin-top:611.45pt;height:104.25pt;width:105.75pt;z-index:251671552;v-text-anchor:middle;mso-width-relative:page;mso-height-relative:page;" filled="f" stroked="t" coordsize="21600,21600" o:gfxdata="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">
+                <v:fill on="f" focussize="0,0"/>
+                <v:stroke weight="1pt" color="#4874CB [3204]" miterlimit="8" joinstyle="miter"/>
+                <v:imagedata o:title=""/>
+                <o:lock v:ext="edit" aspectratio="f"/>
+              </v:rect>
+            </w:pict>
+          </mc:Fallback>
+        </mc:AlternateContent>
+      </w:r>
+      <w:r>
+        <w:rPr>
+          <w:sz w:val="21"/>
+        </w:rPr>
+        <mc:AlternateContent>
+          <mc:Choice Requires="wps">
+            <w:drawing>
+              <wp:anchor distT="0" distB="0" distL="114300" distR="114300" simplePos="0" relativeHeight="251674624" behindDoc="0" locked="0" layoutInCell="1" allowOverlap="1">
+                <wp:simplePos x="0" y="0"/>
+                <wp:positionH relativeFrom="column">
+                  <wp:posOffset>2201545</wp:posOffset>
+                </wp:positionH>
+                <wp:positionV relativeFrom="paragraph">
+                  <wp:posOffset>7753985</wp:posOffset>
                 </wp:positionV>
                 <wp:extent cx="1333500" cy="1328420"/>
                 <wp:effectExtent l="4445" t="4445" r="5080" b="10160"/>
@@ -885,7 +771,7 @@
           </mc:Choice>
           <mc:Fallback>
             <w:pict>
-              <v:shape id="_x0000_s1026" o:spid="_x0000_s1026" o:spt="202" type="#_x0000_t202" style="position:absolute;left:0pt;margin-left:231.45pt;margin-top:610.05pt;height:104.6pt;width:105pt;z-index:251675648;mso-width-relative:page;mso-height-relative:page;" fillcolor="#FFFFFF [3201]" filled="t" stroked="t" coordsize="21600,21600" o:gfxdata="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">
+              <v:shape id="_x0000_s1026" o:spid="_x0000_s1026" o:spt="202" type="#_x0000_t202" style="position:absolute;left:0pt;margin-left:173.35pt;margin-top:610.55pt;height:104.6pt;width:105pt;z-index:251674624;mso-width-relative:page;mso-height-relative:page;" fillcolor="#FFFFFF [3201]" filled="t" stroked="t" coordsize="21600,21600" o:gfxdata="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">
                 <v:fill on="t" focussize="0,0"/>
                 <v:stroke weight="0.5pt" color="#000000 [3204]" joinstyle="round"/>
                 <v:imagedata o:title=""/>
@@ -943,13 +829,150 @@
         <mc:AlternateContent>
           <mc:Choice Requires="wps">
             <w:drawing>
-              <wp:anchor distT="0" distB="0" distL="114300" distR="114300" simplePos="0" relativeHeight="251674624" behindDoc="0" locked="0" layoutInCell="1" allowOverlap="1">
+              <wp:anchor distT="0" distB="0" distL="114300" distR="114300" simplePos="0" relativeHeight="251676672" behindDoc="0" locked="0" layoutInCell="1" allowOverlap="1">
                 <wp:simplePos x="0" y="0"/>
                 <wp:positionH relativeFrom="column">
-                  <wp:posOffset>1153795</wp:posOffset>
+                  <wp:posOffset>1162050</wp:posOffset>
                 </wp:positionH>
                 <wp:positionV relativeFrom="paragraph">
-                  <wp:posOffset>7738110</wp:posOffset>
+                  <wp:posOffset>7073265</wp:posOffset>
+                </wp:positionV>
+                <wp:extent cx="1905" cy="584200"/>
+                <wp:effectExtent l="53975" t="0" r="58420" b="6350"/>
+                <wp:wrapNone/>
+                <wp:docPr id="11" name="直接箭头连接符 11"/>
+                <wp:cNvGraphicFramePr/>
+                <a:graphic xmlns:a="http://schemas.openxmlformats.org/drawingml/2006/main">
+                  <a:graphicData uri="http://schemas.microsoft.com/office/word/2010/wordprocessingShape">
+                    <wps:wsp>
+                      <wps:cNvCnPr/>
+                      <wps:spPr>
+                        <a:xfrm>
+                          <a:off x="0" y="0"/>
+                          <a:ext cx="1905" cy="584200"/>
+                        </a:xfrm>
+                        <a:prstGeom prst="straightConnector1">
+                          <a:avLst/>
+                        </a:prstGeom>
+                        <a:ln w="22225">
+                          <a:tailEnd type="arrow"/>
+                        </a:ln>
+                      </wps:spPr>
+                      <wps:style>
+                        <a:lnRef idx="2">
+                          <a:schemeClr val="accent1"/>
+                        </a:lnRef>
+                        <a:fillRef idx="0">
+                          <a:srgbClr val="FFFFFF"/>
+                        </a:fillRef>
+                        <a:effectRef idx="0">
+                          <a:srgbClr val="FFFFFF"/>
+                        </a:effectRef>
+                        <a:fontRef idx="minor">
+                          <a:schemeClr val="tx1"/>
+                        </a:fontRef>
+                      </wps:style>
+                      <wps:bodyPr/>
+                    </wps:wsp>
+                  </a:graphicData>
+                </a:graphic>
+              </wp:anchor>
+            </w:drawing>
+          </mc:Choice>
+          <mc:Fallback>
+            <w:pict>
+              <v:shape id="_x0000_s1026" o:spid="_x0000_s1026" o:spt="32" type="#_x0000_t32" style="position:absolute;left:0pt;margin-left:91.5pt;margin-top:556.95pt;height:46pt;width:0.15pt;z-index:251676672;mso-width-relative:page;mso-height-relative:page;" filled="f" stroked="t" coordsize="21600,21600" o:gfxdata="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">
+                <v:fill on="f" focussize="0,0"/>
+                <v:stroke weight="1.75pt" color="#4874CB [3204]" miterlimit="8" joinstyle="miter" endarrow="open"/>
+                <v:imagedata o:title=""/>
+                <o:lock v:ext="edit" aspectratio="f"/>
+              </v:shape>
+            </w:pict>
+          </mc:Fallback>
+        </mc:AlternateContent>
+      </w:r>
+      <w:r>
+        <w:rPr>
+          <w:sz w:val="21"/>
+        </w:rPr>
+        <mc:AlternateContent>
+          <mc:Choice Requires="wps">
+            <w:drawing>
+              <wp:anchor distT="0" distB="0" distL="114300" distR="114300" simplePos="0" relativeHeight="251670528" behindDoc="0" locked="0" layoutInCell="1" allowOverlap="1">
+                <wp:simplePos x="0" y="0"/>
+                <wp:positionH relativeFrom="column">
+                  <wp:posOffset>535305</wp:posOffset>
+                </wp:positionH>
+                <wp:positionV relativeFrom="paragraph">
+                  <wp:posOffset>7752715</wp:posOffset>
+                </wp:positionV>
+                <wp:extent cx="1343025" cy="1323975"/>
+                <wp:effectExtent l="6350" t="6350" r="12700" b="12700"/>
+                <wp:wrapNone/>
+                <wp:docPr id="15" name="矩形 15"/>
+                <wp:cNvGraphicFramePr/>
+                <a:graphic xmlns:a="http://schemas.openxmlformats.org/drawingml/2006/main">
+                  <a:graphicData uri="http://schemas.microsoft.com/office/word/2010/wordprocessingShape">
+                    <wps:wsp>
+                      <wps:cNvSpPr/>
+                      <wps:spPr>
+                        <a:xfrm>
+                          <a:off x="0" y="0"/>
+                          <a:ext cx="1343025" cy="1323975"/>
+                        </a:xfrm>
+                        <a:prstGeom prst="rect">
+                          <a:avLst/>
+                        </a:prstGeom>
+                      </wps:spPr>
+                      <wps:style>
+                        <a:lnRef idx="2">
+                          <a:schemeClr val="accent1"/>
+                        </a:lnRef>
+                        <a:fillRef idx="0">
+                          <a:srgbClr val="FFFFFF"/>
+                        </a:fillRef>
+                        <a:effectRef idx="0">
+                          <a:srgbClr val="FFFFFF"/>
+                        </a:effectRef>
+                        <a:fontRef idx="minor">
+                          <a:schemeClr val="tx1"/>
+                        </a:fontRef>
+                      </wps:style>
+                      <wps:bodyPr rot="0" spcFirstLastPara="0" vertOverflow="overflow" horzOverflow="overflow" vert="horz" wrap="square" lIns="91440" tIns="45720" rIns="91440" bIns="45720" numCol="1" spcCol="0" rtlCol="0" fromWordArt="0" anchor="ctr" anchorCtr="0" forceAA="0" compatLnSpc="1">
+                        <a:noAutofit/>
+                      </wps:bodyPr>
+                    </wps:wsp>
+                  </a:graphicData>
+                </a:graphic>
+              </wp:anchor>
+            </w:drawing>
+          </mc:Choice>
+          <mc:Fallback>
+            <w:pict>
+              <v:rect id="_x0000_s1026" o:spid="_x0000_s1026" o:spt="1" style="position:absolute;left:0pt;margin-left:42.15pt;margin-top:610.45pt;height:104.25pt;width:105.75pt;z-index:251670528;v-text-anchor:middle;mso-width-relative:page;mso-height-relative:page;" filled="f" stroked="t" coordsize="21600,21600" o:gfxdata="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">
+                <v:fill on="f" focussize="0,0"/>
+                <v:stroke weight="1pt" color="#4874CB [3204]" miterlimit="8" joinstyle="miter"/>
+                <v:imagedata o:title=""/>
+                <o:lock v:ext="edit" aspectratio="f"/>
+              </v:rect>
+            </w:pict>
+          </mc:Fallback>
+        </mc:AlternateContent>
+      </w:r>
+      <w:r>
+        <w:rPr>
+          <w:sz w:val="21"/>
+        </w:rPr>
+        <mc:AlternateContent>
+          <mc:Choice Requires="wps">
+            <w:drawing>
+              <wp:anchor distT="0" distB="0" distL="114300" distR="114300" simplePos="0" relativeHeight="251673600" behindDoc="0" locked="0" layoutInCell="1" allowOverlap="1">
+                <wp:simplePos x="0" y="0"/>
+                <wp:positionH relativeFrom="column">
+                  <wp:posOffset>534670</wp:posOffset>
+                </wp:positionH>
+                <wp:positionV relativeFrom="paragraph">
+                  <wp:posOffset>7762240</wp:posOffset>
                 </wp:positionV>
                 <wp:extent cx="1343025" cy="1328420"/>
                 <wp:effectExtent l="4445" t="4445" r="5080" b="10160"/>
@@ -1090,7 +1113,7 @@
           </mc:Choice>
           <mc:Fallback>
             <w:pict>
-              <v:shape id="_x0000_s1026" o:spid="_x0000_s1026" o:spt="202" type="#_x0000_t202" style="position:absolute;left:0pt;margin-left:90.85pt;margin-top:609.3pt;height:104.6pt;width:105.75pt;z-index:251674624;mso-width-relative:page;mso-height-relative:page;" fillcolor="#FFFFFF [3201]" filled="t" stroked="t" coordsize="21600,21600" o:gfxdata="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">
+              <v:shape id="_x0000_s1026" o:spid="_x0000_s1026" o:spt="202" type="#_x0000_t202" style="position:absolute;left:0pt;margin-left:42.1pt;margin-top:611.2pt;height:104.6pt;width:105.75pt;z-index:251673600;mso-width-relative:page;mso-height-relative:page;" fillcolor="#FFFFFF [3201]" filled="t" stroked="t" coordsize="21600,21600" o:gfxdata="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">
                 <v:fill on="t" focussize="0,0"/>
                 <v:stroke weight="0.5pt" color="#000000 [3204]" joinstyle="round"/>
                 <v:imagedata o:title=""/>
@@ -1195,13 +1218,13 @@
         <mc:AlternateContent>
           <mc:Choice Requires="wps">
             <w:drawing>
-              <wp:anchor distT="0" distB="0" distL="114300" distR="114300" simplePos="0" relativeHeight="251673600" behindDoc="0" locked="0" layoutInCell="1" allowOverlap="1">
+              <wp:anchor distT="0" distB="0" distL="114300" distR="114300" simplePos="0" relativeHeight="251672576" behindDoc="0" locked="0" layoutInCell="1" allowOverlap="1">
                 <wp:simplePos x="0" y="0"/>
                 <wp:positionH relativeFrom="column">
-                  <wp:posOffset>-470535</wp:posOffset>
+                  <wp:posOffset>-1119505</wp:posOffset>
                 </wp:positionH>
                 <wp:positionV relativeFrom="paragraph">
-                  <wp:posOffset>7785735</wp:posOffset>
+                  <wp:posOffset>7761605</wp:posOffset>
                 </wp:positionV>
                 <wp:extent cx="1348105" cy="1299845"/>
                 <wp:effectExtent l="4445" t="4445" r="9525" b="10160"/>
@@ -1335,7 +1358,7 @@
           </mc:Choice>
           <mc:Fallback>
             <w:pict>
-              <v:shape id="_x0000_s1026" o:spid="_x0000_s1026" o:spt="202" type="#_x0000_t202" style="position:absolute;left:0pt;margin-left:-37.05pt;margin-top:613.05pt;height:102.35pt;width:106.15pt;z-index:251673600;mso-width-relative:page;mso-height-relative:page;" fillcolor="#FFFFFF [3201]" filled="t" stroked="t" coordsize="21600,21600" o:gfxdata="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">
+              <v:shape id="_x0000_s1026" o:spid="_x0000_s1026" o:spt="202" type="#_x0000_t202" style="position:absolute;left:0pt;margin-left:-88.15pt;margin-top:611.15pt;height:102.35pt;width:106.15pt;z-index:251672576;mso-width-relative:page;mso-height-relative:page;" fillcolor="#FFFFFF [3201]" filled="t" stroked="t" coordsize="21600,21600" o:gfxdata="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">
                 <v:fill on="t" focussize="0,0"/>
                 <v:stroke weight="0.5pt" color="#000000 [3204]" joinstyle="round"/>
                 <v:imagedata o:title=""/>
@@ -1433,18 +1456,18 @@
         <mc:AlternateContent>
           <mc:Choice Requires="wps">
             <w:drawing>
-              <wp:anchor distT="0" distB="0" distL="114300" distR="114300" simplePos="0" relativeHeight="251670528" behindDoc="0" locked="0" layoutInCell="1" allowOverlap="1">
+              <wp:anchor distT="0" distB="0" distL="114300" distR="114300" simplePos="0" relativeHeight="251669504" behindDoc="0" locked="0" layoutInCell="1" allowOverlap="1">
                 <wp:simplePos x="0" y="0"/>
                 <wp:positionH relativeFrom="column">
-                  <wp:posOffset>1154430</wp:posOffset>
+                  <wp:posOffset>-1089660</wp:posOffset>
                 </wp:positionH>
                 <wp:positionV relativeFrom="paragraph">
-                  <wp:posOffset>7752715</wp:posOffset>
+                  <wp:posOffset>7747000</wp:posOffset>
                 </wp:positionV>
                 <wp:extent cx="1343025" cy="1323975"/>
                 <wp:effectExtent l="6350" t="6350" r="12700" b="12700"/>
                 <wp:wrapNone/>
-                <wp:docPr id="15" name="矩形 15"/>
+                <wp:docPr id="14" name="矩形 14"/>
                 <wp:cNvGraphicFramePr/>
                 <a:graphic xmlns:a="http://schemas.openxmlformats.org/drawingml/2006/main">
                   <a:graphicData uri="http://schemas.microsoft.com/office/word/2010/wordprocessingShape">
@@ -1452,7 +1475,7 @@
                       <wps:cNvSpPr/>
                       <wps:spPr>
                         <a:xfrm>
-                          <a:off x="0" y="0"/>
+                          <a:off x="810895" y="8604885"/>
                           <a:ext cx="1343025" cy="1323975"/>
                         </a:xfrm>
                         <a:prstGeom prst="rect">
@@ -1484,7 +1507,7 @@
           </mc:Choice>
           <mc:Fallback>
             <w:pict>
-              <v:rect id="_x0000_s1026" o:spid="_x0000_s1026" o:spt="1" style="position:absolute;left:0pt;margin-left:90.9pt;margin-top:610.45pt;height:104.25pt;width:105.75pt;z-index:251670528;v-text-anchor:middle;mso-width-relative:page;mso-height-relative:page;" filled="f" stroked="t" coordsize="21600,21600" o:gfxdata="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">
+              <v:rect id="_x0000_s1026" o:spid="_x0000_s1026" o:spt="1" style="position:absolute;left:0pt;margin-left:-85.8pt;margin-top:610pt;height:104.25pt;width:105.75pt;z-index:251669504;v-text-anchor:middle;mso-width-relative:page;mso-height-relative:page;" filled="f" stroked="t" coordsize="21600,21600" o:gfxdata="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">
                 <v:fill on="f" focussize="0,0"/>
                 <v:stroke weight="1pt" color="#4874CB [3204]" miterlimit="8" joinstyle="miter"/>
                 <v:imagedata o:title=""/>
@@ -1501,18 +1524,249 @@
         <mc:AlternateContent>
           <mc:Choice Requires="wps">
             <w:drawing>
-              <wp:anchor distT="0" distB="0" distL="114300" distR="114300" simplePos="0" relativeHeight="251669504" behindDoc="0" locked="0" layoutInCell="1" allowOverlap="1">
+              <wp:anchor distT="0" distB="0" distL="114300" distR="114300" simplePos="0" relativeHeight="251668480" behindDoc="0" locked="0" layoutInCell="1" allowOverlap="1">
                 <wp:simplePos x="0" y="0"/>
                 <wp:positionH relativeFrom="column">
-                  <wp:posOffset>-470535</wp:posOffset>
+                  <wp:posOffset>-615950</wp:posOffset>
                 </wp:positionH>
                 <wp:positionV relativeFrom="paragraph">
-                  <wp:posOffset>7776210</wp:posOffset>
+                  <wp:posOffset>7099935</wp:posOffset>
                 </wp:positionV>
-                <wp:extent cx="1343025" cy="1323975"/>
-                <wp:effectExtent l="6350" t="6350" r="12700" b="12700"/>
+                <wp:extent cx="1905" cy="584200"/>
+                <wp:effectExtent l="53975" t="0" r="58420" b="6350"/>
                 <wp:wrapNone/>
-                <wp:docPr id="14" name="矩形 14"/>
+                <wp:docPr id="10" name="直接箭头连接符 10"/>
+                <wp:cNvGraphicFramePr/>
+                <a:graphic xmlns:a="http://schemas.openxmlformats.org/drawingml/2006/main">
+                  <a:graphicData uri="http://schemas.microsoft.com/office/word/2010/wordprocessingShape">
+                    <wps:wsp>
+                      <wps:cNvCnPr/>
+                      <wps:spPr>
+                        <a:xfrm>
+                          <a:off x="1417955" y="6942455"/>
+                          <a:ext cx="1905" cy="584200"/>
+                        </a:xfrm>
+                        <a:prstGeom prst="straightConnector1">
+                          <a:avLst/>
+                        </a:prstGeom>
+                        <a:ln w="22225">
+                          <a:tailEnd type="arrow"/>
+                        </a:ln>
+                      </wps:spPr>
+                      <wps:style>
+                        <a:lnRef idx="2">
+                          <a:schemeClr val="accent1"/>
+                        </a:lnRef>
+                        <a:fillRef idx="0">
+                          <a:srgbClr val="FFFFFF"/>
+                        </a:fillRef>
+                        <a:effectRef idx="0">
+                          <a:srgbClr val="FFFFFF"/>
+                        </a:effectRef>
+                        <a:fontRef idx="minor">
+                          <a:schemeClr val="tx1"/>
+                        </a:fontRef>
+                      </wps:style>
+                      <wps:bodyPr/>
+                    </wps:wsp>
+                  </a:graphicData>
+                </a:graphic>
+              </wp:anchor>
+            </w:drawing>
+          </mc:Choice>
+          <mc:Fallback>
+            <w:pict>
+              <v:shape id="_x0000_s1026" o:spid="_x0000_s1026" o:spt="32" type="#_x0000_t32" style="position:absolute;left:0pt;margin-left:-48.5pt;margin-top:559.05pt;height:46pt;width:0.15pt;z-index:251668480;mso-width-relative:page;mso-height-relative:page;" filled="f" stroked="t" coordsize="21600,21600" o:gfxdata="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">
+                <v:fill on="f" focussize="0,0"/>
+                <v:stroke weight="1.75pt" color="#4874CB [3204]" miterlimit="8" joinstyle="miter" endarrow="open"/>
+                <v:imagedata o:title=""/>
+                <o:lock v:ext="edit" aspectratio="f"/>
+              </v:shape>
+            </w:pict>
+          </mc:Fallback>
+        </mc:AlternateContent>
+      </w:r>
+      <w:r>
+        <w:rPr>
+          <w:sz w:val="21"/>
+        </w:rPr>
+        <mc:AlternateContent>
+          <mc:Choice Requires="wps">
+            <w:drawing>
+              <wp:anchor distT="0" distB="0" distL="114300" distR="114300" simplePos="0" relativeHeight="251680768" behindDoc="0" locked="0" layoutInCell="1" allowOverlap="1">
+                <wp:simplePos x="0" y="0"/>
+                <wp:positionH relativeFrom="column">
+                  <wp:posOffset>-1014730</wp:posOffset>
+                </wp:positionH>
+                <wp:positionV relativeFrom="paragraph">
+                  <wp:posOffset>6373495</wp:posOffset>
+                </wp:positionV>
+                <wp:extent cx="7375525" cy="565150"/>
+                <wp:effectExtent l="4445" t="4445" r="11430" b="11430"/>
+                <wp:wrapNone/>
+                <wp:docPr id="23" name="文本框 23"/>
+                <wp:cNvGraphicFramePr/>
+                <a:graphic xmlns:a="http://schemas.openxmlformats.org/drawingml/2006/main">
+                  <a:graphicData uri="http://schemas.microsoft.com/office/word/2010/wordprocessingShape">
+                    <wps:wsp>
+                      <wps:cNvSpPr txBox="1"/>
+                      <wps:spPr>
+                        <a:xfrm>
+                          <a:off x="1056640" y="7061835"/>
+                          <a:ext cx="7375525" cy="565150"/>
+                        </a:xfrm>
+                        <a:prstGeom prst="rect">
+                          <a:avLst/>
+                        </a:prstGeom>
+                        <a:solidFill>
+                          <a:schemeClr val="lt1"/>
+                        </a:solidFill>
+                        <a:ln w="6350">
+                          <a:solidFill>
+                            <a:prstClr val="black"/>
+                          </a:solidFill>
+                        </a:ln>
+                      </wps:spPr>
+                      <wps:style>
+                        <a:lnRef idx="0">
+                          <a:schemeClr val="accent1"/>
+                        </a:lnRef>
+                        <a:fillRef idx="0">
+                          <a:schemeClr val="accent1"/>
+                        </a:fillRef>
+                        <a:effectRef idx="0">
+                          <a:schemeClr val="accent1"/>
+                        </a:effectRef>
+                        <a:fontRef idx="minor">
+                          <a:schemeClr val="dk1"/>
+                        </a:fontRef>
+                      </wps:style>
+                      <wps:txbx>
+                        <w:txbxContent>
+                          <w:p>
+                            <w:pPr>
+                              <w:pStyle w:val="2"/>
+                              <w:keepNext w:val="0"/>
+                              <w:keepLines w:val="0"/>
+                              <w:widowControl/>
+                              <w:suppressLineNumbers w:val="0"/>
+                              <w:pBdr>
+                                <w:top w:val="none" w:color="auto" w:sz="0" w:space="0"/>
+                                <w:left w:val="none" w:color="auto" w:sz="0" w:space="0"/>
+                                <w:bottom w:val="none" w:color="auto" w:sz="0" w:space="0"/>
+                                <w:right w:val="none" w:color="auto" w:sz="0" w:space="0"/>
+                              </w:pBdr>
+                              <w:wordWrap w:val="0"/>
+                              <w:spacing w:before="0" w:beforeAutospacing="0" w:after="0" w:afterAutospacing="0" w:line="165" w:lineRule="atLeast"/>
+                              <w:ind w:left="0" w:right="0" w:firstLine="0"/>
+                              <w:jc w:val="center"/>
+                              <w:rPr>
+                                <w:rFonts w:ascii="Consolas" w:hAnsi="Consolas" w:eastAsia="Consolas" w:cs="Consolas"/>
+                                <w:caps w:val="0"/>
+                                <w:color w:val="0F1115"/>
+                                <w:spacing w:val="0"/>
+                                <w:sz w:val="30"/>
+                                <w:szCs w:val="30"/>
+                              </w:rPr>
+                            </w:pPr>
+                            <w:r>
+                              <w:rPr>
+                                <w:rFonts w:hint="default" w:ascii="Consolas" w:hAnsi="Consolas" w:eastAsia="Consolas" w:cs="Consolas"/>
+                                <w:caps w:val="0"/>
+                                <w:color w:val="0F1115"/>
+                                <w:spacing w:val="0"/>
+                                <w:sz w:val="30"/>
+                                <w:szCs w:val="30"/>
+                              </w:rPr>
+                              <w:t>CoreApi  （桥接层）</w:t>
+                            </w:r>
+                          </w:p>
+                          <w:p/>
+                        </w:txbxContent>
+                      </wps:txbx>
+                      <wps:bodyPr rot="0" spcFirstLastPara="0" vertOverflow="overflow" horzOverflow="overflow" vert="horz" wrap="square" lIns="91440" tIns="45720" rIns="91440" bIns="45720" numCol="1" spcCol="0" rtlCol="0" fromWordArt="0" anchor="t" anchorCtr="0" forceAA="0" compatLnSpc="1">
+                        <a:noAutofit/>
+                      </wps:bodyPr>
+                    </wps:wsp>
+                  </a:graphicData>
+                </a:graphic>
+              </wp:anchor>
+            </w:drawing>
+          </mc:Choice>
+          <mc:Fallback>
+            <w:pict>
+              <v:shape id="_x0000_s1026" o:spid="_x0000_s1026" o:spt="202" type="#_x0000_t202" style="position:absolute;left:0pt;margin-left:-79.9pt;margin-top:501.85pt;height:44.5pt;width:580.75pt;z-index:251680768;mso-width-relative:page;mso-height-relative:page;" fillcolor="#FFFFFF [3201]" filled="t" stroked="t" coordsize="21600,21600" o:gfxdata="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">
+                <v:fill on="t" focussize="0,0"/>
+                <v:stroke weight="0.5pt" color="#000000 [3204]" joinstyle="round"/>
+                <v:imagedata o:title=""/>
+                <o:lock v:ext="edit" aspectratio="f"/>
+                <v:textbox>
+                  <w:txbxContent>
+                    <w:p>
+                      <w:pPr>
+                        <w:pStyle w:val="2"/>
+                        <w:keepNext w:val="0"/>
+                        <w:keepLines w:val="0"/>
+                        <w:widowControl/>
+                        <w:suppressLineNumbers w:val="0"/>
+                        <w:pBdr>
+                          <w:top w:val="none" w:color="auto" w:sz="0" w:space="0"/>
+                          <w:left w:val="none" w:color="auto" w:sz="0" w:space="0"/>
+                          <w:bottom w:val="none" w:color="auto" w:sz="0" w:space="0"/>
+                          <w:right w:val="none" w:color="auto" w:sz="0" w:space="0"/>
+                        </w:pBdr>
+                        <w:wordWrap w:val="0"/>
+                        <w:spacing w:before="0" w:beforeAutospacing="0" w:after="0" w:afterAutospacing="0" w:line="165" w:lineRule="atLeast"/>
+                        <w:ind w:left="0" w:right="0" w:firstLine="0"/>
+                        <w:jc w:val="center"/>
+                        <w:rPr>
+                          <w:rFonts w:ascii="Consolas" w:hAnsi="Consolas" w:eastAsia="Consolas" w:cs="Consolas"/>
+                          <w:caps w:val="0"/>
+                          <w:color w:val="0F1115"/>
+                          <w:spacing w:val="0"/>
+                          <w:sz w:val="30"/>
+                          <w:szCs w:val="30"/>
+                        </w:rPr>
+                      </w:pPr>
+                      <w:r>
+                        <w:rPr>
+                          <w:rFonts w:hint="default" w:ascii="Consolas" w:hAnsi="Consolas" w:eastAsia="Consolas" w:cs="Consolas"/>
+                          <w:caps w:val="0"/>
+                          <w:color w:val="0F1115"/>
+                          <w:spacing w:val="0"/>
+                          <w:sz w:val="30"/>
+                          <w:szCs w:val="30"/>
+                        </w:rPr>
+                        <w:t>CoreApi  （桥接层）</w:t>
+                      </w:r>
+                    </w:p>
+                    <w:p/>
+                  </w:txbxContent>
+                </v:textbox>
+              </v:shape>
+            </w:pict>
+          </mc:Fallback>
+        </mc:AlternateContent>
+      </w:r>
+      <w:r>
+        <w:rPr>
+          <w:sz w:val="21"/>
+        </w:rPr>
+        <mc:AlternateContent>
+          <mc:Choice Requires="wps">
+            <w:drawing>
+              <wp:anchor distT="0" distB="0" distL="114300" distR="114300" simplePos="0" relativeHeight="251679744" behindDoc="0" locked="0" layoutInCell="1" allowOverlap="1">
+                <wp:simplePos x="0" y="0"/>
+                <wp:positionH relativeFrom="column">
+                  <wp:posOffset>-1057275</wp:posOffset>
+                </wp:positionH>
+                <wp:positionV relativeFrom="paragraph">
+                  <wp:posOffset>6325870</wp:posOffset>
+                </wp:positionV>
+                <wp:extent cx="7428865" cy="708660"/>
+                <wp:effectExtent l="6350" t="6350" r="13335" b="8890"/>
+                <wp:wrapNone/>
+                <wp:docPr id="22" name="矩形 22"/>
                 <wp:cNvGraphicFramePr/>
                 <a:graphic xmlns:a="http://schemas.openxmlformats.org/drawingml/2006/main">
                   <a:graphicData uri="http://schemas.microsoft.com/office/word/2010/wordprocessingShape">
@@ -1520,8 +1774,8 @@
                       <wps:cNvSpPr/>
                       <wps:spPr>
                         <a:xfrm>
-                          <a:off x="810895" y="8604885"/>
-                          <a:ext cx="1343025" cy="1323975"/>
+                          <a:off x="937260" y="6972300"/>
+                          <a:ext cx="7428865" cy="708660"/>
                         </a:xfrm>
                         <a:prstGeom prst="rect">
                           <a:avLst/>
@@ -1552,7 +1806,7 @@
           </mc:Choice>
           <mc:Fallback>
             <w:pict>
-              <v:rect id="_x0000_s1026" o:spid="_x0000_s1026" o:spt="1" style="position:absolute;left:0pt;margin-left:-37.05pt;margin-top:612.3pt;height:104.25pt;width:105.75pt;z-index:251669504;v-text-anchor:middle;mso-width-relative:page;mso-height-relative:page;" filled="f" stroked="t" coordsize="21600,21600" o:gfxdata="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">
+              <v:rect id="_x0000_s1026" o:spid="_x0000_s1026" o:spt="1" style="position:absolute;left:0pt;margin-left:-83.25pt;margin-top:498.1pt;height:55.8pt;width:584.95pt;z-index:251679744;v-text-anchor:middle;mso-width-relative:page;mso-height-relative:page;" filled="f" stroked="t" coordsize="21600,21600" o:gfxdata="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">
                 <v:fill on="f" focussize="0,0"/>
                 <v:stroke weight="1pt" color="#4874CB [3204]" miterlimit="8" joinstyle="miter"/>
                 <v:imagedata o:title=""/>
@@ -1569,31 +1823,34 @@
         <mc:AlternateContent>
           <mc:Choice Requires="wps">
             <w:drawing>
-              <wp:anchor distT="0" distB="0" distL="114300" distR="114300" simplePos="0" relativeHeight="251671552" behindDoc="0" locked="0" layoutInCell="1" allowOverlap="1">
+              <wp:anchor distT="0" distB="0" distL="114300" distR="114300" simplePos="0" relativeHeight="251681792" behindDoc="0" locked="0" layoutInCell="1" allowOverlap="1">
                 <wp:simplePos x="0" y="0"/>
                 <wp:positionH relativeFrom="column">
-                  <wp:posOffset>2930525</wp:posOffset>
+                  <wp:posOffset>2754630</wp:posOffset>
                 </wp:positionH>
                 <wp:positionV relativeFrom="paragraph">
-                  <wp:posOffset>7747635</wp:posOffset>
+                  <wp:posOffset>5969000</wp:posOffset>
                 </wp:positionV>
-                <wp:extent cx="1343025" cy="1323975"/>
-                <wp:effectExtent l="6350" t="6350" r="12700" b="12700"/>
+                <wp:extent cx="10795" cy="333375"/>
+                <wp:effectExtent l="52070" t="635" r="51435" b="8890"/>
                 <wp:wrapNone/>
-                <wp:docPr id="16" name="矩形 16"/>
+                <wp:docPr id="24" name="直接箭头连接符 24"/>
                 <wp:cNvGraphicFramePr/>
                 <a:graphic xmlns:a="http://schemas.openxmlformats.org/drawingml/2006/main">
                   <a:graphicData uri="http://schemas.microsoft.com/office/word/2010/wordprocessingShape">
                     <wps:wsp>
-                      <wps:cNvSpPr/>
+                      <wps:cNvCnPr/>
                       <wps:spPr>
-                        <a:xfrm>
+                        <a:xfrm flipH="1">
                           <a:off x="0" y="0"/>
-                          <a:ext cx="1343025" cy="1323975"/>
+                          <a:ext cx="10795" cy="333375"/>
                         </a:xfrm>
-                        <a:prstGeom prst="rect">
+                        <a:prstGeom prst="straightConnector1">
                           <a:avLst/>
                         </a:prstGeom>
+                        <a:ln w="22225">
+                          <a:tailEnd type="arrow"/>
+                        </a:ln>
                       </wps:spPr>
                       <wps:style>
                         <a:lnRef idx="2">
@@ -1609,9 +1866,7 @@
                           <a:schemeClr val="tx1"/>
                         </a:fontRef>
                       </wps:style>
-                      <wps:bodyPr rot="0" spcFirstLastPara="0" vertOverflow="overflow" horzOverflow="overflow" vert="horz" wrap="square" lIns="91440" tIns="45720" rIns="91440" bIns="45720" numCol="1" spcCol="0" rtlCol="0" fromWordArt="0" anchor="ctr" anchorCtr="0" forceAA="0" compatLnSpc="1">
-                        <a:noAutofit/>
-                      </wps:bodyPr>
+                      <wps:bodyPr/>
                     </wps:wsp>
                   </a:graphicData>
                 </a:graphic>
@@ -1620,80 +1875,12 @@
           </mc:Choice>
           <mc:Fallback>
             <w:pict>
-              <v:rect id="_x0000_s1026" o:spid="_x0000_s1026" o:spt="1" style="position:absolute;left:0pt;margin-left:230.75pt;margin-top:610.05pt;height:104.25pt;width:105.75pt;z-index:251671552;v-text-anchor:middle;mso-width-relative:page;mso-height-relative:page;" filled="f" stroked="t" coordsize="21600,21600" o:gfxdata="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">
+              <v:shape id="_x0000_s1026" o:spid="_x0000_s1026" o:spt="32" type="#_x0000_t32" style="position:absolute;left:0pt;flip:x;margin-left:216.9pt;margin-top:470pt;height:26.25pt;width:0.85pt;z-index:251681792;mso-width-relative:page;mso-height-relative:page;" filled="f" stroked="t" coordsize="21600,21600" o:gfxdata="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">
                 <v:fill on="f" focussize="0,0"/>
-                <v:stroke weight="1pt" color="#4874CB [3204]" miterlimit="8" joinstyle="miter"/>
+                <v:stroke weight="1.75pt" color="#4874CB [3204]" miterlimit="8" joinstyle="miter" endarrow="open"/>
                 <v:imagedata o:title=""/>
                 <o:lock v:ext="edit" aspectratio="f"/>
-              </v:rect>
-            </w:pict>
-          </mc:Fallback>
-        </mc:AlternateContent>
-      </w:r>
-      <w:r>
-        <w:rPr>
-          <w:sz w:val="21"/>
-        </w:rPr>
-        <mc:AlternateContent>
-          <mc:Choice Requires="wps">
-            <w:drawing>
-              <wp:anchor distT="0" distB="0" distL="114300" distR="114300" simplePos="0" relativeHeight="251672576" behindDoc="0" locked="0" layoutInCell="1" allowOverlap="1">
-                <wp:simplePos x="0" y="0"/>
-                <wp:positionH relativeFrom="column">
-                  <wp:posOffset>4473575</wp:posOffset>
-                </wp:positionH>
-                <wp:positionV relativeFrom="paragraph">
-                  <wp:posOffset>7752715</wp:posOffset>
-                </wp:positionV>
-                <wp:extent cx="1343025" cy="1323975"/>
-                <wp:effectExtent l="6350" t="6350" r="12700" b="12700"/>
-                <wp:wrapNone/>
-                <wp:docPr id="17" name="矩形 17"/>
-                <wp:cNvGraphicFramePr/>
-                <a:graphic xmlns:a="http://schemas.openxmlformats.org/drawingml/2006/main">
-                  <a:graphicData uri="http://schemas.microsoft.com/office/word/2010/wordprocessingShape">
-                    <wps:wsp>
-                      <wps:cNvSpPr/>
-                      <wps:spPr>
-                        <a:xfrm>
-                          <a:off x="0" y="0"/>
-                          <a:ext cx="1343025" cy="1323975"/>
-                        </a:xfrm>
-                        <a:prstGeom prst="rect">
-                          <a:avLst/>
-                        </a:prstGeom>
-                      </wps:spPr>
-                      <wps:style>
-                        <a:lnRef idx="2">
-                          <a:schemeClr val="accent1"/>
-                        </a:lnRef>
-                        <a:fillRef idx="0">
-                          <a:srgbClr val="FFFFFF"/>
-                        </a:fillRef>
-                        <a:effectRef idx="0">
-                          <a:srgbClr val="FFFFFF"/>
-                        </a:effectRef>
-                        <a:fontRef idx="minor">
-                          <a:schemeClr val="tx1"/>
-                        </a:fontRef>
-                      </wps:style>
-                      <wps:bodyPr rot="0" spcFirstLastPara="0" vertOverflow="overflow" horzOverflow="overflow" vert="horz" wrap="square" lIns="91440" tIns="45720" rIns="91440" bIns="45720" numCol="1" spcCol="0" rtlCol="0" fromWordArt="0" anchor="ctr" anchorCtr="0" forceAA="0" compatLnSpc="1">
-                        <a:noAutofit/>
-                      </wps:bodyPr>
-                    </wps:wsp>
-                  </a:graphicData>
-                </a:graphic>
-              </wp:anchor>
-            </w:drawing>
-          </mc:Choice>
-          <mc:Fallback>
-            <w:pict>
-              <v:rect id="_x0000_s1026" o:spid="_x0000_s1026" o:spt="1" style="position:absolute;left:0pt;margin-left:352.25pt;margin-top:610.45pt;height:104.25pt;width:105.75pt;z-index:251672576;v-text-anchor:middle;mso-width-relative:page;mso-height-relative:page;" filled="f" stroked="t" coordsize="21600,21600" o:gfxdata="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">
-                <v:fill on="f" focussize="0,0"/>
-                <v:stroke weight="1pt" color="#4874CB [3204]" miterlimit="8" joinstyle="miter"/>
-                <v:imagedata o:title=""/>
-                <o:lock v:ext="edit" aspectratio="f"/>
-              </v:rect>
+              </v:shape>
             </w:pict>
           </mc:Fallback>
         </mc:AlternateContent>
